--- a/docs/01_project_assessment.docx
+++ b/docs/01_project_assessment.docx
@@ -5251,9 +5251,9 @@
         </w:tblBorders>
       </w:tblPr>
       <w:tblGrid>
-        <w:gridCol w:w="2100"/>
-        <w:gridCol w:w="2900"/>
-        <w:gridCol w:w="2926"/>
+        <w:gridCol w:w="1750"/>
+        <w:gridCol w:w="3450"/>
+        <w:gridCol w:w="2726"/>
         <w:gridCol w:w="1100"/>
       </w:tblGrid>
       <w:tr>
@@ -5262,7 +5262,7 @@
         </w:trPr>
         <w:tc>
           <w:tcPr>
-            <w:tcW w:type="dxa" w:w="2100"/>
+            <w:tcW w:type="dxa" w:w="1750"/>
             <w:shd w:fill="DCE6F1" w:color="auto" w:val="clear"/>
             <w:tcMar>
               <w:top w:type="dxa" w:w="70"/>
@@ -5289,7 +5289,7 @@
         </w:tc>
         <w:tc>
           <w:tcPr>
-            <w:tcW w:type="dxa" w:w="2900"/>
+            <w:tcW w:type="dxa" w:w="3450"/>
             <w:shd w:fill="DCE6F1" w:color="auto" w:val="clear"/>
             <w:tcMar>
               <w:top w:type="dxa" w:w="70"/>
@@ -5316,7 +5316,7 @@
         </w:tc>
         <w:tc>
           <w:tcPr>
-            <w:tcW w:type="dxa" w:w="2926"/>
+            <w:tcW w:type="dxa" w:w="2726"/>
             <w:shd w:fill="DCE6F1" w:color="auto" w:val="clear"/>
             <w:tcMar>
               <w:top w:type="dxa" w:w="70"/>
@@ -5372,7 +5372,7 @@
       <w:tr>
         <w:tc>
           <w:tcPr>
-            <w:tcW w:type="dxa" w:w="2100"/>
+            <w:tcW w:type="dxa" w:w="1750"/>
             <w:tcMar>
               <w:top w:type="dxa" w:w="70"/>
               <w:left w:type="dxa" w:w="110"/>
@@ -5398,7 +5398,7 @@
         </w:tc>
         <w:tc>
           <w:tcPr>
-            <w:tcW w:type="dxa" w:w="2900"/>
+            <w:tcW w:type="dxa" w:w="3450"/>
             <w:tcMar>
               <w:top w:type="dxa" w:w="70"/>
               <w:left w:type="dxa" w:w="110"/>
@@ -5424,7 +5424,7 @@
         </w:tc>
         <w:tc>
           <w:tcPr>
-            <w:tcW w:type="dxa" w:w="2926"/>
+            <w:tcW w:type="dxa" w:w="2726"/>
             <w:tcMar>
               <w:top w:type="dxa" w:w="70"/>
               <w:left w:type="dxa" w:w="110"/>
@@ -5478,7 +5478,7 @@
       <w:tr>
         <w:tc>
           <w:tcPr>
-            <w:tcW w:type="dxa" w:w="2100"/>
+            <w:tcW w:type="dxa" w:w="1750"/>
             <w:shd w:fill="F2F6FA" w:color="auto" w:val="clear"/>
             <w:tcMar>
               <w:top w:type="dxa" w:w="70"/>
@@ -5505,34 +5505,34 @@
         </w:tc>
         <w:tc>
           <w:tcPr>
-            <w:tcW w:type="dxa" w:w="2900"/>
-            <w:shd w:fill="F2F6FA" w:color="auto" w:val="clear"/>
-            <w:tcMar>
-              <w:top w:type="dxa" w:w="70"/>
-              <w:left w:type="dxa" w:w="110"/>
-              <w:bottom w:type="dxa" w:w="70"/>
-              <w:right w:type="dxa" w:w="110"/>
-            </w:tcMar>
-            <w:vAlign w:val="center"/>
-          </w:tcPr>
-          <w:p>
-            <w:pPr>
-              <w:spacing w:after="0" w:line="250"/>
-            </w:pPr>
-            <w:r>
-              <w:rPr>
-                <w:b w:val="false"/>
-                <w:bCs w:val="false"/>
-                <w:sz w:val="19"/>
-                <w:szCs w:val="19"/>
-              </w:rPr>
-              <w:t xml:space="preserve">mariaherrerot/ddrdataset</w:t>
-            </w:r>
-          </w:p>
-        </w:tc>
-        <w:tc>
-          <w:tcPr>
-            <w:tcW w:type="dxa" w:w="2926"/>
+            <w:tcW w:type="dxa" w:w="3450"/>
+            <w:shd w:fill="F2F6FA" w:color="auto" w:val="clear"/>
+            <w:tcMar>
+              <w:top w:type="dxa" w:w="70"/>
+              <w:left w:type="dxa" w:w="110"/>
+              <w:bottom w:type="dxa" w:w="70"/>
+              <w:right w:type="dxa" w:w="110"/>
+            </w:tcMar>
+            <w:vAlign w:val="center"/>
+          </w:tcPr>
+          <w:p>
+            <w:pPr>
+              <w:spacing w:after="0" w:line="250"/>
+            </w:pPr>
+            <w:r>
+              <w:rPr>
+                <w:b w:val="false"/>
+                <w:bCs w:val="false"/>
+                <w:sz w:val="19"/>
+                <w:szCs w:val="19"/>
+              </w:rPr>
+              <w:t xml:space="preserve">samriddhibagchi/ddr-dataset-credits-to-authors</w:t>
+            </w:r>
+          </w:p>
+        </w:tc>
+        <w:tc>
+          <w:tcPr>
+            <w:tcW w:type="dxa" w:w="2726"/>
             <w:shd w:fill="F2F6FA" w:color="auto" w:val="clear"/>
             <w:tcMar>
               <w:top w:type="dxa" w:w="70"/>
@@ -5588,7 +5588,7 @@
       <w:tr>
         <w:tc>
           <w:tcPr>
-            <w:tcW w:type="dxa" w:w="2100"/>
+            <w:tcW w:type="dxa" w:w="1750"/>
             <w:tcMar>
               <w:top w:type="dxa" w:w="70"/>
               <w:left w:type="dxa" w:w="110"/>
@@ -5614,7 +5614,7 @@
         </w:tc>
         <w:tc>
           <w:tcPr>
-            <w:tcW w:type="dxa" w:w="2900"/>
+            <w:tcW w:type="dxa" w:w="3450"/>
             <w:tcMar>
               <w:top w:type="dxa" w:w="70"/>
               <w:left w:type="dxa" w:w="110"/>
@@ -5640,7 +5640,7 @@
         </w:tc>
         <w:tc>
           <w:tcPr>
-            <w:tcW w:type="dxa" w:w="2926"/>
+            <w:tcW w:type="dxa" w:w="2726"/>
             <w:tcMar>
               <w:top w:type="dxa" w:w="70"/>
               <w:left w:type="dxa" w:w="110"/>
@@ -5694,7 +5694,7 @@
       <w:tr>
         <w:tc>
           <w:tcPr>
-            <w:tcW w:type="dxa" w:w="2100"/>
+            <w:tcW w:type="dxa" w:w="1750"/>
             <w:shd w:fill="F2F6FA" w:color="auto" w:val="clear"/>
             <w:tcMar>
               <w:top w:type="dxa" w:w="70"/>
@@ -5721,7 +5721,7 @@
         </w:tc>
         <w:tc>
           <w:tcPr>
-            <w:tcW w:type="dxa" w:w="2900"/>
+            <w:tcW w:type="dxa" w:w="3450"/>
             <w:shd w:fill="F2F6FA" w:color="auto" w:val="clear"/>
             <w:tcMar>
               <w:top w:type="dxa" w:w="70"/>
@@ -5748,7 +5748,7 @@
         </w:tc>
         <w:tc>
           <w:tcPr>
-            <w:tcW w:type="dxa" w:w="2926"/>
+            <w:tcW w:type="dxa" w:w="2726"/>
             <w:shd w:fill="F2F6FA" w:color="auto" w:val="clear"/>
             <w:tcMar>
               <w:top w:type="dxa" w:w="70"/>
@@ -5804,7 +5804,7 @@
       <w:tr>
         <w:tc>
           <w:tcPr>
-            <w:tcW w:type="dxa" w:w="2100"/>
+            <w:tcW w:type="dxa" w:w="1750"/>
             <w:tcMar>
               <w:top w:type="dxa" w:w="70"/>
               <w:left w:type="dxa" w:w="110"/>
@@ -5830,7 +5830,7 @@
         </w:tc>
         <w:tc>
           <w:tcPr>
-            <w:tcW w:type="dxa" w:w="2900"/>
+            <w:tcW w:type="dxa" w:w="3450"/>
             <w:tcMar>
               <w:top w:type="dxa" w:w="70"/>
               <w:left w:type="dxa" w:w="110"/>
@@ -5856,7 +5856,7 @@
         </w:tc>
         <w:tc>
           <w:tcPr>
-            <w:tcW w:type="dxa" w:w="2926"/>
+            <w:tcW w:type="dxa" w:w="2726"/>
             <w:tcMar>
               <w:top w:type="dxa" w:w="70"/>
               <w:left w:type="dxa" w:w="110"/>
@@ -5910,7 +5910,7 @@
       <w:tr>
         <w:tc>
           <w:tcPr>
-            <w:tcW w:type="dxa" w:w="2100"/>
+            <w:tcW w:type="dxa" w:w="1750"/>
             <w:shd w:fill="F2F6FA" w:color="auto" w:val="clear"/>
             <w:tcMar>
               <w:top w:type="dxa" w:w="70"/>
@@ -5937,7 +5937,7 @@
         </w:tc>
         <w:tc>
           <w:tcPr>
-            <w:tcW w:type="dxa" w:w="2900"/>
+            <w:tcW w:type="dxa" w:w="3450"/>
             <w:shd w:fill="F2F6FA" w:color="auto" w:val="clear"/>
             <w:tcMar>
               <w:top w:type="dxa" w:w="70"/>
@@ -5964,7 +5964,7 @@
         </w:tc>
         <w:tc>
           <w:tcPr>
-            <w:tcW w:type="dxa" w:w="2926"/>
+            <w:tcW w:type="dxa" w:w="2726"/>
             <w:shd w:fill="F2F6FA" w:color="auto" w:val="clear"/>
             <w:tcMar>
               <w:top w:type="dxa" w:w="70"/>
